--- a/Шаблоны/База знаний/Слова и словосочетания 2.docx
+++ b/Шаблоны/База знаний/Слова и словосочетания 2.docx
@@ -1432,7 +1432,6 @@
         <w:t xml:space="preserve">, das </w:t>
       </w:r>
       <w:proofErr w:type="spellStart"/>
-      <w:proofErr w:type="gramStart"/>
       <w:r>
         <w:rPr>
           <w:sz w:val="32"/>
@@ -1442,7 +1441,6 @@
         <w:t>ist</w:t>
       </w:r>
       <w:proofErr w:type="spellEnd"/>
-      <w:proofErr w:type="gramEnd"/>
       <w:r>
         <w:rPr>
           <w:sz w:val="32"/>
@@ -1531,7 +1529,6 @@
           <w:lang w:val="en-US"/>
         </w:rPr>
       </w:pPr>
-      <w:proofErr w:type="gramStart"/>
       <w:r>
         <w:rPr>
           <w:sz w:val="32"/>
@@ -1612,42 +1609,31 @@
         </w:rPr>
         <w:t>?</w:t>
       </w:r>
-      <w:proofErr w:type="gramEnd"/>
-    </w:p>
-    <w:p>
-      <w:pPr>
-        <w:rPr>
-          <w:sz w:val="32"/>
-          <w:szCs w:val="32"/>
-          <w:lang w:val="en-US"/>
-        </w:rPr>
-      </w:pPr>
-    </w:p>
-    <w:p>
-      <w:pPr>
-        <w:rPr>
-          <w:sz w:val="32"/>
-          <w:szCs w:val="32"/>
-          <w:lang w:val="en-US"/>
-        </w:rPr>
-      </w:pPr>
-      <w:proofErr w:type="gramStart"/>
-      <w:r>
-        <w:rPr>
-          <w:sz w:val="32"/>
-          <w:szCs w:val="32"/>
-          <w:lang w:val="en-US"/>
-        </w:rPr>
-        <w:t>von</w:t>
-      </w:r>
-      <w:proofErr w:type="gramEnd"/>
-      <w:r>
-        <w:rPr>
-          <w:sz w:val="32"/>
-          <w:szCs w:val="32"/>
-          <w:lang w:val="en-US"/>
-        </w:rPr>
-        <w:t xml:space="preserve"> </w:t>
+    </w:p>
+    <w:p>
+      <w:pPr>
+        <w:rPr>
+          <w:sz w:val="32"/>
+          <w:szCs w:val="32"/>
+          <w:lang w:val="en-US"/>
+        </w:rPr>
+      </w:pPr>
+    </w:p>
+    <w:p>
+      <w:pPr>
+        <w:rPr>
+          <w:sz w:val="32"/>
+          <w:szCs w:val="32"/>
+          <w:lang w:val="en-US"/>
+        </w:rPr>
+      </w:pPr>
+      <w:r>
+        <w:rPr>
+          <w:sz w:val="32"/>
+          <w:szCs w:val="32"/>
+          <w:lang w:val="en-US"/>
+        </w:rPr>
+        <w:t xml:space="preserve">von </w:t>
       </w:r>
       <w:proofErr w:type="spellStart"/>
       <w:r>
@@ -1805,7 +1791,6 @@
         <w:t xml:space="preserve"> </w:t>
       </w:r>
       <w:proofErr w:type="spellStart"/>
-      <w:proofErr w:type="gramStart"/>
       <w:r>
         <w:rPr>
           <w:sz w:val="32"/>
@@ -1815,35 +1800,33 @@
         <w:t>Regel</w:t>
       </w:r>
       <w:proofErr w:type="spellEnd"/>
-      <w:proofErr w:type="gramEnd"/>
-      <w:r>
-        <w:rPr>
-          <w:sz w:val="32"/>
-          <w:szCs w:val="32"/>
-          <w:lang w:val="en-US"/>
-        </w:rPr>
-        <w:t xml:space="preserve"> </w:t>
-      </w:r>
-    </w:p>
-    <w:p>
-      <w:pPr>
-        <w:rPr>
-          <w:sz w:val="32"/>
-          <w:szCs w:val="32"/>
-          <w:lang w:val="en-US"/>
-        </w:rPr>
-      </w:pPr>
-    </w:p>
-    <w:p>
-      <w:pPr>
-        <w:rPr>
-          <w:sz w:val="32"/>
-          <w:szCs w:val="32"/>
-          <w:lang w:val="en-US"/>
-        </w:rPr>
-      </w:pPr>
-      <w:proofErr w:type="spellStart"/>
-      <w:proofErr w:type="gramStart"/>
+      <w:r>
+        <w:rPr>
+          <w:sz w:val="32"/>
+          <w:szCs w:val="32"/>
+          <w:lang w:val="en-US"/>
+        </w:rPr>
+        <w:t xml:space="preserve"> </w:t>
+      </w:r>
+    </w:p>
+    <w:p>
+      <w:pPr>
+        <w:rPr>
+          <w:sz w:val="32"/>
+          <w:szCs w:val="32"/>
+          <w:lang w:val="en-US"/>
+        </w:rPr>
+      </w:pPr>
+    </w:p>
+    <w:p>
+      <w:pPr>
+        <w:rPr>
+          <w:sz w:val="32"/>
+          <w:szCs w:val="32"/>
+          <w:lang w:val="en-US"/>
+        </w:rPr>
+      </w:pPr>
+      <w:proofErr w:type="spellStart"/>
       <w:r>
         <w:rPr>
           <w:sz w:val="32"/>
@@ -1854,7 +1837,6 @@
         <w:t>zum</w:t>
       </w:r>
       <w:proofErr w:type="spellEnd"/>
-      <w:proofErr w:type="gramEnd"/>
       <w:r>
         <w:rPr>
           <w:sz w:val="32"/>
@@ -2025,7 +2007,6 @@
         </w:rPr>
       </w:pPr>
       <w:proofErr w:type="spellStart"/>
-      <w:proofErr w:type="gramStart"/>
       <w:r>
         <w:rPr>
           <w:sz w:val="32"/>
@@ -2035,7 +2016,6 @@
         <w:t>ein</w:t>
       </w:r>
       <w:proofErr w:type="spellEnd"/>
-      <w:proofErr w:type="gramEnd"/>
       <w:r>
         <w:rPr>
           <w:sz w:val="32"/>
@@ -2081,7 +2061,6 @@
         </w:rPr>
       </w:pPr>
       <w:proofErr w:type="spellStart"/>
-      <w:proofErr w:type="gramStart"/>
       <w:r>
         <w:rPr>
           <w:sz w:val="32"/>
@@ -2115,326 +2094,458 @@
           <w:szCs w:val="32"/>
           <w:lang w:val="en-US"/>
         </w:rPr>
+        <w:t xml:space="preserve">. </w:t>
+      </w:r>
+      <w:proofErr w:type="spellStart"/>
+      <w:r>
+        <w:rPr>
+          <w:sz w:val="32"/>
+          <w:szCs w:val="32"/>
+          <w:lang w:val="en-US"/>
+        </w:rPr>
+        <w:t>Stimmt</w:t>
+      </w:r>
+      <w:proofErr w:type="spellEnd"/>
+      <w:r>
+        <w:rPr>
+          <w:sz w:val="32"/>
+          <w:szCs w:val="32"/>
+          <w:lang w:val="en-US"/>
+        </w:rPr>
+        <w:t xml:space="preserve"> so</w:t>
+      </w:r>
+    </w:p>
+    <w:p>
+      <w:pPr>
+        <w:rPr>
+          <w:sz w:val="32"/>
+          <w:szCs w:val="32"/>
+          <w:lang w:val="en-US"/>
+        </w:rPr>
+      </w:pPr>
+    </w:p>
+    <w:p>
+      <w:pPr>
+        <w:rPr>
+          <w:sz w:val="32"/>
+          <w:szCs w:val="32"/>
+          <w:lang w:val="en-US"/>
+        </w:rPr>
+      </w:pPr>
+      <w:proofErr w:type="spellStart"/>
+      <w:r>
+        <w:rPr>
+          <w:sz w:val="32"/>
+          <w:szCs w:val="32"/>
+          <w:lang w:val="en-US"/>
+        </w:rPr>
+        <w:t>Acht</w:t>
+      </w:r>
+      <w:proofErr w:type="spellEnd"/>
+      <w:r>
+        <w:rPr>
+          <w:sz w:val="32"/>
+          <w:szCs w:val="32"/>
+          <w:lang w:val="en-US"/>
+        </w:rPr>
+        <w:t xml:space="preserve"> </w:t>
+      </w:r>
+      <w:proofErr w:type="spellStart"/>
+      <w:r>
+        <w:rPr>
+          <w:sz w:val="32"/>
+          <w:szCs w:val="32"/>
+          <w:lang w:val="en-US"/>
+        </w:rPr>
+        <w:t>Uhr</w:t>
+      </w:r>
+      <w:proofErr w:type="spellEnd"/>
+      <w:r>
+        <w:rPr>
+          <w:sz w:val="32"/>
+          <w:szCs w:val="32"/>
+          <w:lang w:val="en-US"/>
+        </w:rPr>
+        <w:t xml:space="preserve"> war </w:t>
+      </w:r>
+      <w:proofErr w:type="spellStart"/>
+      <w:r>
+        <w:rPr>
+          <w:sz w:val="32"/>
+          <w:szCs w:val="32"/>
+          <w:lang w:val="en-US"/>
+        </w:rPr>
+        <w:t>ausgemacht</w:t>
+      </w:r>
+      <w:proofErr w:type="spellEnd"/>
+      <w:r>
+        <w:rPr>
+          <w:sz w:val="32"/>
+          <w:szCs w:val="32"/>
+          <w:lang w:val="en-US"/>
+        </w:rPr>
+        <w:t xml:space="preserve">, </w:t>
+      </w:r>
+      <w:proofErr w:type="spellStart"/>
+      <w:r>
+        <w:rPr>
+          <w:sz w:val="32"/>
+          <w:szCs w:val="32"/>
+          <w:lang w:val="en-US"/>
+        </w:rPr>
+        <w:t>oder</w:t>
+      </w:r>
+      <w:proofErr w:type="spellEnd"/>
+      <w:r>
+        <w:rPr>
+          <w:sz w:val="32"/>
+          <w:szCs w:val="32"/>
+          <w:lang w:val="en-US"/>
+        </w:rPr>
+        <w:t>?</w:t>
+      </w:r>
+    </w:p>
+    <w:p>
+      <w:pPr>
+        <w:rPr>
+          <w:sz w:val="32"/>
+          <w:szCs w:val="32"/>
+          <w:lang w:val="en-US"/>
+        </w:rPr>
+      </w:pPr>
+    </w:p>
+    <w:p>
+      <w:pPr>
+        <w:rPr>
+          <w:sz w:val="32"/>
+          <w:szCs w:val="32"/>
+          <w:lang w:val="en-US"/>
+        </w:rPr>
+      </w:pPr>
+      <w:proofErr w:type="spellStart"/>
+      <w:r>
+        <w:rPr>
+          <w:sz w:val="32"/>
+          <w:szCs w:val="32"/>
+          <w:lang w:val="en-US"/>
+        </w:rPr>
+        <w:t>Gern</w:t>
+      </w:r>
+      <w:proofErr w:type="spellEnd"/>
+      <w:r>
+        <w:rPr>
+          <w:sz w:val="32"/>
+          <w:szCs w:val="32"/>
+          <w:lang w:val="en-US"/>
+        </w:rPr>
+        <w:t xml:space="preserve"> </w:t>
+      </w:r>
+      <w:proofErr w:type="spellStart"/>
+      <w:r>
+        <w:rPr>
+          <w:sz w:val="32"/>
+          <w:szCs w:val="32"/>
+          <w:lang w:val="en-US"/>
+        </w:rPr>
+        <w:t>geschehen</w:t>
+      </w:r>
+      <w:proofErr w:type="spellEnd"/>
+    </w:p>
+    <w:p>
+      <w:pPr>
+        <w:rPr>
+          <w:sz w:val="32"/>
+          <w:szCs w:val="32"/>
+          <w:lang w:val="en-US"/>
+        </w:rPr>
+      </w:pPr>
+    </w:p>
+    <w:p>
+      <w:pPr>
+        <w:rPr>
+          <w:sz w:val="32"/>
+          <w:szCs w:val="32"/>
+          <w:lang w:val="en-US"/>
+        </w:rPr>
+      </w:pPr>
+      <w:proofErr w:type="spellStart"/>
+      <w:r>
+        <w:rPr>
+          <w:sz w:val="32"/>
+          <w:szCs w:val="32"/>
+          <w:lang w:val="en-US"/>
+        </w:rPr>
+        <w:t>Ich</w:t>
+      </w:r>
+      <w:proofErr w:type="spellEnd"/>
+      <w:r>
+        <w:rPr>
+          <w:sz w:val="32"/>
+          <w:szCs w:val="32"/>
+          <w:lang w:val="en-US"/>
+        </w:rPr>
+        <w:t xml:space="preserve"> </w:t>
+      </w:r>
+      <w:proofErr w:type="spellStart"/>
+      <w:r>
+        <w:rPr>
+          <w:sz w:val="32"/>
+          <w:szCs w:val="32"/>
+          <w:lang w:val="en-US"/>
+        </w:rPr>
+        <w:t>fühle</w:t>
+      </w:r>
+      <w:proofErr w:type="spellEnd"/>
+      <w:r>
+        <w:rPr>
+          <w:sz w:val="32"/>
+          <w:szCs w:val="32"/>
+          <w:lang w:val="en-US"/>
+        </w:rPr>
+        <w:t xml:space="preserve"> </w:t>
+      </w:r>
+      <w:proofErr w:type="spellStart"/>
+      <w:r>
+        <w:rPr>
+          <w:sz w:val="32"/>
+          <w:szCs w:val="32"/>
+          <w:lang w:val="en-US"/>
+        </w:rPr>
+        <w:t>mich</w:t>
+      </w:r>
+      <w:proofErr w:type="spellEnd"/>
+      <w:r>
+        <w:rPr>
+          <w:sz w:val="32"/>
+          <w:szCs w:val="32"/>
+          <w:lang w:val="en-US"/>
+        </w:rPr>
+        <w:t xml:space="preserve"> </w:t>
+      </w:r>
+      <w:proofErr w:type="spellStart"/>
+      <w:r>
+        <w:rPr>
+          <w:sz w:val="32"/>
+          <w:szCs w:val="32"/>
+          <w:lang w:val="en-US"/>
+        </w:rPr>
+        <w:t>wohl</w:t>
+      </w:r>
+      <w:proofErr w:type="spellEnd"/>
+      <w:r>
+        <w:rPr>
+          <w:sz w:val="32"/>
+          <w:szCs w:val="32"/>
+          <w:lang w:val="en-US"/>
+        </w:rPr>
+        <w:t>!</w:t>
+      </w:r>
+    </w:p>
+    <w:p>
+      <w:pPr>
+        <w:rPr>
+          <w:sz w:val="32"/>
+          <w:szCs w:val="32"/>
+          <w:lang w:val="en-US"/>
+        </w:rPr>
+      </w:pPr>
+    </w:p>
+    <w:p>
+      <w:pPr>
+        <w:rPr>
+          <w:sz w:val="32"/>
+          <w:szCs w:val="32"/>
+          <w:lang w:val="en-US"/>
+        </w:rPr>
+      </w:pPr>
+      <w:proofErr w:type="spellStart"/>
+      <w:r>
+        <w:rPr>
+          <w:sz w:val="32"/>
+          <w:szCs w:val="32"/>
+          <w:lang w:val="en-US"/>
+        </w:rPr>
+        <w:t>Ich</w:t>
+      </w:r>
+      <w:proofErr w:type="spellEnd"/>
+      <w:r>
+        <w:rPr>
+          <w:sz w:val="32"/>
+          <w:szCs w:val="32"/>
+          <w:lang w:val="en-US"/>
+        </w:rPr>
+        <w:t xml:space="preserve"> </w:t>
+      </w:r>
+      <w:proofErr w:type="spellStart"/>
+      <w:r>
+        <w:rPr>
+          <w:sz w:val="32"/>
+          <w:szCs w:val="32"/>
+          <w:lang w:val="en-US"/>
+        </w:rPr>
+        <w:t>freue</w:t>
+      </w:r>
+      <w:proofErr w:type="spellEnd"/>
+      <w:r>
+        <w:rPr>
+          <w:sz w:val="32"/>
+          <w:szCs w:val="32"/>
+          <w:lang w:val="en-US"/>
+        </w:rPr>
+        <w:t xml:space="preserve"> </w:t>
+      </w:r>
+      <w:proofErr w:type="spellStart"/>
+      <w:r>
+        <w:rPr>
+          <w:sz w:val="32"/>
+          <w:szCs w:val="32"/>
+          <w:lang w:val="en-US"/>
+        </w:rPr>
+        <w:t>mich</w:t>
+      </w:r>
+      <w:proofErr w:type="spellEnd"/>
+      <w:r>
+        <w:rPr>
+          <w:sz w:val="32"/>
+          <w:szCs w:val="32"/>
+          <w:lang w:val="en-US"/>
+        </w:rPr>
+        <w:t xml:space="preserve"> </w:t>
+      </w:r>
+      <w:proofErr w:type="spellStart"/>
+      <w:r>
+        <w:rPr>
+          <w:sz w:val="32"/>
+          <w:szCs w:val="32"/>
+          <w:lang w:val="en-US"/>
+        </w:rPr>
+        <w:t>Sie</w:t>
+      </w:r>
+      <w:proofErr w:type="spellEnd"/>
+      <w:r>
+        <w:rPr>
+          <w:sz w:val="32"/>
+          <w:szCs w:val="32"/>
+          <w:lang w:val="en-US"/>
+        </w:rPr>
+        <w:t xml:space="preserve"> </w:t>
+      </w:r>
+      <w:proofErr w:type="spellStart"/>
+      <w:r>
+        <w:rPr>
+          <w:sz w:val="32"/>
+          <w:szCs w:val="32"/>
+          <w:lang w:val="en-US"/>
+        </w:rPr>
+        <w:t>kennen</w:t>
+      </w:r>
+      <w:proofErr w:type="spellEnd"/>
+      <w:r>
+        <w:rPr>
+          <w:sz w:val="32"/>
+          <w:szCs w:val="32"/>
+          <w:lang w:val="en-US"/>
+        </w:rPr>
+        <w:t xml:space="preserve"> </w:t>
+      </w:r>
+      <w:proofErr w:type="spellStart"/>
+      <w:r>
+        <w:rPr>
+          <w:sz w:val="32"/>
+          <w:szCs w:val="32"/>
+          <w:lang w:val="en-US"/>
+        </w:rPr>
+        <w:t>zu</w:t>
+      </w:r>
+      <w:proofErr w:type="spellEnd"/>
+      <w:r>
+        <w:rPr>
+          <w:sz w:val="32"/>
+          <w:szCs w:val="32"/>
+          <w:lang w:val="en-US"/>
+        </w:rPr>
+        <w:t xml:space="preserve"> </w:t>
+      </w:r>
+      <w:proofErr w:type="spellStart"/>
+      <w:r>
+        <w:rPr>
+          <w:sz w:val="32"/>
+          <w:szCs w:val="32"/>
+          <w:lang w:val="en-US"/>
+        </w:rPr>
+        <w:t>lernen</w:t>
+      </w:r>
+      <w:proofErr w:type="spellEnd"/>
+      <w:r>
+        <w:rPr>
+          <w:sz w:val="32"/>
+          <w:szCs w:val="32"/>
+          <w:lang w:val="en-US"/>
+        </w:rPr>
         <w:t>.</w:t>
       </w:r>
-      <w:proofErr w:type="gramEnd"/>
-      <w:r>
-        <w:rPr>
-          <w:sz w:val="32"/>
-          <w:szCs w:val="32"/>
-          <w:lang w:val="en-US"/>
-        </w:rPr>
-        <w:t xml:space="preserve"> </w:t>
-      </w:r>
-      <w:proofErr w:type="spellStart"/>
-      <w:r>
-        <w:rPr>
-          <w:sz w:val="32"/>
-          <w:szCs w:val="32"/>
-          <w:lang w:val="en-US"/>
-        </w:rPr>
-        <w:t>Stimmt</w:t>
-      </w:r>
-      <w:proofErr w:type="spellEnd"/>
-      <w:r>
-        <w:rPr>
-          <w:sz w:val="32"/>
-          <w:szCs w:val="32"/>
-          <w:lang w:val="en-US"/>
-        </w:rPr>
-        <w:t xml:space="preserve"> so</w:t>
-      </w:r>
-    </w:p>
-    <w:p>
-      <w:pPr>
-        <w:rPr>
-          <w:sz w:val="32"/>
-          <w:szCs w:val="32"/>
-          <w:lang w:val="en-US"/>
-        </w:rPr>
-      </w:pPr>
-    </w:p>
-    <w:p>
-      <w:pPr>
-        <w:rPr>
-          <w:sz w:val="32"/>
-          <w:szCs w:val="32"/>
-          <w:lang w:val="en-US"/>
-        </w:rPr>
-      </w:pPr>
-      <w:proofErr w:type="spellStart"/>
-      <w:r>
-        <w:rPr>
-          <w:sz w:val="32"/>
-          <w:szCs w:val="32"/>
-          <w:lang w:val="en-US"/>
-        </w:rPr>
-        <w:t>Acht</w:t>
-      </w:r>
-      <w:proofErr w:type="spellEnd"/>
-      <w:r>
-        <w:rPr>
-          <w:sz w:val="32"/>
-          <w:szCs w:val="32"/>
-          <w:lang w:val="en-US"/>
-        </w:rPr>
-        <w:t xml:space="preserve"> </w:t>
-      </w:r>
-      <w:proofErr w:type="spellStart"/>
-      <w:r>
-        <w:rPr>
-          <w:sz w:val="32"/>
-          <w:szCs w:val="32"/>
-          <w:lang w:val="en-US"/>
-        </w:rPr>
-        <w:t>Uhr</w:t>
-      </w:r>
-      <w:proofErr w:type="spellEnd"/>
-      <w:r>
-        <w:rPr>
-          <w:sz w:val="32"/>
-          <w:szCs w:val="32"/>
-          <w:lang w:val="en-US"/>
-        </w:rPr>
-        <w:t xml:space="preserve"> war </w:t>
-      </w:r>
-      <w:proofErr w:type="spellStart"/>
-      <w:r>
-        <w:rPr>
-          <w:sz w:val="32"/>
-          <w:szCs w:val="32"/>
-          <w:lang w:val="en-US"/>
-        </w:rPr>
-        <w:t>ausgemacht</w:t>
-      </w:r>
-      <w:proofErr w:type="spellEnd"/>
-      <w:r>
-        <w:rPr>
-          <w:sz w:val="32"/>
-          <w:szCs w:val="32"/>
-          <w:lang w:val="en-US"/>
-        </w:rPr>
-        <w:t xml:space="preserve">, </w:t>
-      </w:r>
-      <w:proofErr w:type="spellStart"/>
-      <w:proofErr w:type="gramStart"/>
-      <w:r>
-        <w:rPr>
-          <w:sz w:val="32"/>
-          <w:szCs w:val="32"/>
-          <w:lang w:val="en-US"/>
-        </w:rPr>
-        <w:t>oder</w:t>
-      </w:r>
-      <w:proofErr w:type="spellEnd"/>
-      <w:proofErr w:type="gramEnd"/>
-      <w:r>
-        <w:rPr>
-          <w:sz w:val="32"/>
-          <w:szCs w:val="32"/>
-          <w:lang w:val="en-US"/>
-        </w:rPr>
-        <w:t>?</w:t>
-      </w:r>
-    </w:p>
-    <w:p>
-      <w:pPr>
-        <w:rPr>
-          <w:sz w:val="32"/>
-          <w:szCs w:val="32"/>
-        </w:rPr>
-      </w:pPr>
-    </w:p>
-    <w:p>
-      <w:pPr>
-        <w:rPr>
-          <w:sz w:val="32"/>
-          <w:szCs w:val="32"/>
-        </w:rPr>
-      </w:pPr>
-      <w:proofErr w:type="spellStart"/>
-      <w:r>
-        <w:rPr>
-          <w:sz w:val="32"/>
-          <w:szCs w:val="32"/>
-          <w:lang w:val="en-US"/>
-        </w:rPr>
-        <w:t>Gern</w:t>
-      </w:r>
-      <w:proofErr w:type="spellEnd"/>
-      <w:r>
-        <w:rPr>
-          <w:sz w:val="32"/>
-          <w:szCs w:val="32"/>
-          <w:lang w:val="en-US"/>
-        </w:rPr>
-        <w:t xml:space="preserve"> </w:t>
-      </w:r>
-      <w:proofErr w:type="spellStart"/>
-      <w:r>
-        <w:rPr>
-          <w:sz w:val="32"/>
-          <w:szCs w:val="32"/>
-          <w:lang w:val="en-US"/>
-        </w:rPr>
-        <w:t>geschehen</w:t>
-      </w:r>
-      <w:proofErr w:type="spellEnd"/>
-    </w:p>
-    <w:p>
-      <w:pPr>
-        <w:rPr>
-          <w:sz w:val="32"/>
-          <w:szCs w:val="32"/>
-        </w:rPr>
-      </w:pPr>
-    </w:p>
-    <w:p>
-      <w:pPr>
-        <w:rPr>
-          <w:sz w:val="32"/>
-          <w:szCs w:val="32"/>
-        </w:rPr>
-      </w:pPr>
-      <w:proofErr w:type="spellStart"/>
-      <w:r>
-        <w:rPr>
-          <w:sz w:val="32"/>
-          <w:szCs w:val="32"/>
-          <w:lang w:val="en-US"/>
-        </w:rPr>
-        <w:t>Ich</w:t>
-      </w:r>
-      <w:proofErr w:type="spellEnd"/>
-      <w:r>
-        <w:rPr>
-          <w:sz w:val="32"/>
-          <w:szCs w:val="32"/>
-          <w:lang w:val="en-US"/>
-        </w:rPr>
-        <w:t xml:space="preserve"> </w:t>
-      </w:r>
-      <w:proofErr w:type="spellStart"/>
-      <w:r>
-        <w:rPr>
-          <w:sz w:val="32"/>
-          <w:szCs w:val="32"/>
-          <w:lang w:val="en-US"/>
-        </w:rPr>
-        <w:t>fühle</w:t>
-      </w:r>
-      <w:proofErr w:type="spellEnd"/>
-      <w:r>
-        <w:rPr>
-          <w:sz w:val="32"/>
-          <w:szCs w:val="32"/>
-          <w:lang w:val="en-US"/>
-        </w:rPr>
-        <w:t xml:space="preserve"> </w:t>
-      </w:r>
-      <w:proofErr w:type="spellStart"/>
-      <w:proofErr w:type="gramStart"/>
-      <w:r>
-        <w:rPr>
-          <w:sz w:val="32"/>
-          <w:szCs w:val="32"/>
-          <w:lang w:val="en-US"/>
-        </w:rPr>
-        <w:t>mich</w:t>
-      </w:r>
-      <w:proofErr w:type="spellEnd"/>
-      <w:proofErr w:type="gramEnd"/>
-      <w:r>
-        <w:rPr>
-          <w:sz w:val="32"/>
-          <w:szCs w:val="32"/>
-          <w:lang w:val="en-US"/>
-        </w:rPr>
-        <w:t xml:space="preserve"> </w:t>
-      </w:r>
-      <w:proofErr w:type="spellStart"/>
-      <w:r>
-        <w:rPr>
-          <w:sz w:val="32"/>
-          <w:szCs w:val="32"/>
-          <w:lang w:val="en-US"/>
-        </w:rPr>
-        <w:t>wohl</w:t>
-      </w:r>
-      <w:proofErr w:type="spellEnd"/>
-      <w:r>
-        <w:rPr>
-          <w:sz w:val="32"/>
-          <w:szCs w:val="32"/>
-          <w:lang w:val="en-US"/>
-        </w:rPr>
-        <w:t>!</w:t>
-      </w:r>
-    </w:p>
-    <w:p>
-      <w:pPr>
-        <w:rPr>
-          <w:sz w:val="32"/>
-          <w:szCs w:val="32"/>
-        </w:rPr>
-      </w:pPr>
-    </w:p>
-    <w:p>
-      <w:pPr>
-        <w:rPr>
-          <w:sz w:val="32"/>
-          <w:szCs w:val="32"/>
-          <w:lang w:val="en-US"/>
-        </w:rPr>
-      </w:pPr>
-      <w:proofErr w:type="spellStart"/>
-      <w:r>
-        <w:rPr>
-          <w:sz w:val="32"/>
-          <w:szCs w:val="32"/>
-          <w:lang w:val="en-US"/>
-        </w:rPr>
-        <w:t>Ich</w:t>
-      </w:r>
-      <w:proofErr w:type="spellEnd"/>
-      <w:r>
-        <w:rPr>
-          <w:sz w:val="32"/>
-          <w:szCs w:val="32"/>
-          <w:lang w:val="en-US"/>
-        </w:rPr>
-        <w:t xml:space="preserve"> </w:t>
-      </w:r>
-      <w:proofErr w:type="spellStart"/>
-      <w:r>
-        <w:rPr>
-          <w:sz w:val="32"/>
-          <w:szCs w:val="32"/>
-          <w:lang w:val="en-US"/>
-        </w:rPr>
-        <w:t>freue</w:t>
-      </w:r>
-      <w:proofErr w:type="spellEnd"/>
-      <w:r>
-        <w:rPr>
-          <w:sz w:val="32"/>
-          <w:szCs w:val="32"/>
-          <w:lang w:val="en-US"/>
-        </w:rPr>
-        <w:t xml:space="preserve"> </w:t>
-      </w:r>
-      <w:proofErr w:type="spellStart"/>
-      <w:proofErr w:type="gramStart"/>
-      <w:r>
-        <w:rPr>
-          <w:sz w:val="32"/>
-          <w:szCs w:val="32"/>
-          <w:lang w:val="en-US"/>
-        </w:rPr>
-        <w:t>mich</w:t>
-      </w:r>
-      <w:proofErr w:type="spellEnd"/>
-      <w:proofErr w:type="gramEnd"/>
+    </w:p>
+    <w:p>
+      <w:pPr>
+        <w:rPr>
+          <w:sz w:val="32"/>
+          <w:szCs w:val="32"/>
+          <w:lang w:val="en-US"/>
+        </w:rPr>
+      </w:pPr>
+    </w:p>
+    <w:p>
+      <w:pPr>
+        <w:rPr>
+          <w:sz w:val="32"/>
+          <w:szCs w:val="32"/>
+          <w:lang w:val="en-US"/>
+        </w:rPr>
+      </w:pPr>
+      <w:proofErr w:type="spellStart"/>
+      <w:r>
+        <w:rPr>
+          <w:sz w:val="32"/>
+          <w:szCs w:val="32"/>
+          <w:lang w:val="en-US"/>
+        </w:rPr>
+        <w:t>Nur</w:t>
+      </w:r>
+      <w:proofErr w:type="spellEnd"/>
+      <w:r>
+        <w:rPr>
+          <w:sz w:val="32"/>
+          <w:szCs w:val="32"/>
+          <w:lang w:val="en-US"/>
+        </w:rPr>
+        <w:t xml:space="preserve"> so </w:t>
+      </w:r>
+      <w:proofErr w:type="spellStart"/>
+      <w:r>
+        <w:rPr>
+          <w:sz w:val="32"/>
+          <w:szCs w:val="32"/>
+          <w:lang w:val="en-US"/>
+        </w:rPr>
+        <w:t>k</w:t>
+      </w:r>
+      <w:r>
+        <w:rPr>
+          <w:sz w:val="32"/>
+          <w:szCs w:val="32"/>
+          <w:lang w:val="en-US"/>
+        </w:rPr>
+        <w:t>ö</w:t>
+      </w:r>
+      <w:r>
+        <w:rPr>
+          <w:sz w:val="32"/>
+          <w:szCs w:val="32"/>
+          <w:lang w:val="en-US"/>
+        </w:rPr>
+        <w:t>nnen</w:t>
+      </w:r>
+      <w:proofErr w:type="spellEnd"/>
       <w:r>
         <w:rPr>
           <w:sz w:val="32"/>
@@ -2468,43 +2579,43 @@
           <w:szCs w:val="32"/>
           <w:lang w:val="en-US"/>
         </w:rPr>
-        <w:t>kennen</w:t>
-      </w:r>
-      <w:proofErr w:type="spellEnd"/>
-      <w:r>
-        <w:rPr>
-          <w:sz w:val="32"/>
-          <w:szCs w:val="32"/>
-          <w:lang w:val="en-US"/>
-        </w:rPr>
-        <w:t xml:space="preserve"> </w:t>
-      </w:r>
-      <w:proofErr w:type="spellStart"/>
-      <w:r>
-        <w:rPr>
-          <w:sz w:val="32"/>
-          <w:szCs w:val="32"/>
-          <w:lang w:val="en-US"/>
-        </w:rPr>
-        <w:t>zu</w:t>
-      </w:r>
-      <w:proofErr w:type="spellEnd"/>
-      <w:r>
-        <w:rPr>
-          <w:sz w:val="32"/>
-          <w:szCs w:val="32"/>
-          <w:lang w:val="en-US"/>
-        </w:rPr>
-        <w:t xml:space="preserve"> </w:t>
-      </w:r>
-      <w:proofErr w:type="spellStart"/>
-      <w:r>
-        <w:rPr>
-          <w:sz w:val="32"/>
-          <w:szCs w:val="32"/>
-          <w:lang w:val="en-US"/>
-        </w:rPr>
-        <w:t>lernen</w:t>
+        <w:t>Ihre</w:t>
+      </w:r>
+      <w:proofErr w:type="spellEnd"/>
+      <w:r>
+        <w:rPr>
+          <w:sz w:val="32"/>
+          <w:szCs w:val="32"/>
+          <w:lang w:val="en-US"/>
+        </w:rPr>
+        <w:t xml:space="preserve"> </w:t>
+      </w:r>
+      <w:proofErr w:type="spellStart"/>
+      <w:r>
+        <w:rPr>
+          <w:sz w:val="32"/>
+          <w:szCs w:val="32"/>
+          <w:lang w:val="en-US"/>
+        </w:rPr>
+        <w:t>Augen</w:t>
+      </w:r>
+      <w:proofErr w:type="spellEnd"/>
+      <w:r>
+        <w:rPr>
+          <w:sz w:val="32"/>
+          <w:szCs w:val="32"/>
+          <w:lang w:val="en-US"/>
+        </w:rPr>
+        <w:t xml:space="preserve"> </w:t>
+      </w:r>
+      <w:proofErr w:type="spellStart"/>
+      <w:r>
+        <w:rPr>
+          <w:sz w:val="32"/>
+          <w:szCs w:val="32"/>
+          <w:lang w:val="en-US"/>
+        </w:rPr>
+        <w:t>erholen</w:t>
       </w:r>
       <w:proofErr w:type="spellEnd"/>
       <w:r>
@@ -2534,59 +2645,6 @@
         </w:rPr>
       </w:pPr>
       <w:proofErr w:type="spellStart"/>
-      <w:proofErr w:type="gramStart"/>
-      <w:r>
-        <w:rPr>
-          <w:sz w:val="32"/>
-          <w:szCs w:val="32"/>
-          <w:lang w:val="en-US"/>
-        </w:rPr>
-        <w:t>Nur</w:t>
-      </w:r>
-      <w:proofErr w:type="spellEnd"/>
-      <w:r>
-        <w:rPr>
-          <w:sz w:val="32"/>
-          <w:szCs w:val="32"/>
-          <w:lang w:val="en-US"/>
-        </w:rPr>
-        <w:t xml:space="preserve"> so </w:t>
-      </w:r>
-      <w:proofErr w:type="spellStart"/>
-      <w:r>
-        <w:rPr>
-          <w:sz w:val="32"/>
-          <w:szCs w:val="32"/>
-          <w:lang w:val="en-US"/>
-        </w:rPr>
-        <w:t>k</w:t>
-      </w:r>
-      <w:r>
-        <w:rPr>
-          <w:sz w:val="32"/>
-          <w:szCs w:val="32"/>
-          <w:lang w:val="en-US"/>
-        </w:rPr>
-        <w:t>ö</w:t>
-      </w:r>
-      <w:r>
-        <w:rPr>
-          <w:sz w:val="32"/>
-          <w:szCs w:val="32"/>
-          <w:lang w:val="en-US"/>
-        </w:rPr>
-        <w:t>nnen</w:t>
-      </w:r>
-      <w:proofErr w:type="spellEnd"/>
-      <w:r>
-        <w:rPr>
-          <w:sz w:val="32"/>
-          <w:szCs w:val="32"/>
-          <w:lang w:val="en-US"/>
-        </w:rPr>
-        <w:t xml:space="preserve"> </w:t>
-      </w:r>
-      <w:proofErr w:type="spellStart"/>
       <w:r>
         <w:rPr>
           <w:sz w:val="32"/>
@@ -2602,52 +2660,34 @@
           <w:szCs w:val="32"/>
           <w:lang w:val="en-US"/>
         </w:rPr>
-        <w:t xml:space="preserve"> </w:t>
-      </w:r>
-      <w:proofErr w:type="spellStart"/>
-      <w:r>
-        <w:rPr>
-          <w:sz w:val="32"/>
-          <w:szCs w:val="32"/>
-          <w:lang w:val="en-US"/>
-        </w:rPr>
-        <w:t>Ihre</w:t>
-      </w:r>
-      <w:proofErr w:type="spellEnd"/>
-      <w:r>
-        <w:rPr>
-          <w:sz w:val="32"/>
-          <w:szCs w:val="32"/>
-          <w:lang w:val="en-US"/>
-        </w:rPr>
-        <w:t xml:space="preserve"> </w:t>
-      </w:r>
-      <w:proofErr w:type="spellStart"/>
-      <w:r>
-        <w:rPr>
-          <w:sz w:val="32"/>
-          <w:szCs w:val="32"/>
-          <w:lang w:val="en-US"/>
-        </w:rPr>
-        <w:t>Augen</w:t>
-      </w:r>
-      <w:proofErr w:type="spellEnd"/>
-      <w:r>
-        <w:rPr>
-          <w:sz w:val="32"/>
-          <w:szCs w:val="32"/>
-          <w:lang w:val="en-US"/>
-        </w:rPr>
-        <w:t xml:space="preserve"> </w:t>
-      </w:r>
-      <w:proofErr w:type="spellStart"/>
-      <w:r>
-        <w:rPr>
-          <w:sz w:val="32"/>
-          <w:szCs w:val="32"/>
-          <w:lang w:val="en-US"/>
-        </w:rPr>
-        <w:t>erholen</w:t>
+        <w:t> </w:t>
+      </w:r>
+      <w:proofErr w:type="spellStart"/>
+      <w:r>
+        <w:rPr>
+          <w:sz w:val="32"/>
+          <w:szCs w:val="32"/>
+          <w:lang w:val="en-US"/>
+        </w:rPr>
+        <w:t>wirken</w:t>
+      </w:r>
+      <w:proofErr w:type="spellEnd"/>
+      <w:r>
+        <w:rPr>
+          <w:sz w:val="32"/>
+          <w:szCs w:val="32"/>
+          <w:lang w:val="en-US"/>
+        </w:rPr>
+        <w:t> </w:t>
+      </w:r>
+      <w:proofErr w:type="spellStart"/>
+      <w:r>
+        <w:rPr>
+          <w:sz w:val="32"/>
+          <w:szCs w:val="32"/>
+          <w:lang w:val="en-US"/>
+        </w:rPr>
+        <w:t>müde</w:t>
       </w:r>
       <w:proofErr w:type="spellEnd"/>
       <w:r>
@@ -2658,81 +2698,6 @@
         </w:rPr>
         <w:t>.</w:t>
       </w:r>
-      <w:proofErr w:type="gramEnd"/>
-    </w:p>
-    <w:p>
-      <w:pPr>
-        <w:rPr>
-          <w:sz w:val="32"/>
-          <w:szCs w:val="32"/>
-          <w:lang w:val="en-US"/>
-        </w:rPr>
-      </w:pPr>
-    </w:p>
-    <w:p>
-      <w:pPr>
-        <w:rPr>
-          <w:sz w:val="32"/>
-          <w:szCs w:val="32"/>
-          <w:lang w:val="en-US"/>
-        </w:rPr>
-      </w:pPr>
-      <w:proofErr w:type="spellStart"/>
-      <w:proofErr w:type="gramStart"/>
-      <w:r>
-        <w:rPr>
-          <w:sz w:val="32"/>
-          <w:szCs w:val="32"/>
-          <w:lang w:val="en-US"/>
-        </w:rPr>
-        <w:t>Sie</w:t>
-      </w:r>
-      <w:proofErr w:type="spellEnd"/>
-      <w:r>
-        <w:rPr>
-          <w:sz w:val="32"/>
-          <w:szCs w:val="32"/>
-          <w:lang w:val="en-US"/>
-        </w:rPr>
-        <w:t> </w:t>
-      </w:r>
-      <w:proofErr w:type="spellStart"/>
-      <w:r>
-        <w:rPr>
-          <w:sz w:val="32"/>
-          <w:szCs w:val="32"/>
-          <w:lang w:val="en-US"/>
-        </w:rPr>
-        <w:t>wirken</w:t>
-      </w:r>
-      <w:proofErr w:type="spellEnd"/>
-      <w:r>
-        <w:rPr>
-          <w:sz w:val="32"/>
-          <w:szCs w:val="32"/>
-          <w:lang w:val="en-US"/>
-        </w:rPr>
-        <w:t> </w:t>
-      </w:r>
-      <w:proofErr w:type="spellStart"/>
-      <w:r>
-        <w:rPr>
-          <w:sz w:val="32"/>
-          <w:szCs w:val="32"/>
-          <w:lang w:val="en-US"/>
-        </w:rPr>
-        <w:t>müde</w:t>
-      </w:r>
-      <w:proofErr w:type="spellEnd"/>
-      <w:r>
-        <w:rPr>
-          <w:sz w:val="32"/>
-          <w:szCs w:val="32"/>
-          <w:lang w:val="en-US"/>
-        </w:rPr>
-        <w:t>.</w:t>
-      </w:r>
-      <w:proofErr w:type="gramEnd"/>
     </w:p>
     <w:p>
       <w:pPr>
@@ -2770,7 +2735,6 @@
         <w:t xml:space="preserve"> und </w:t>
       </w:r>
       <w:proofErr w:type="spellStart"/>
-      <w:proofErr w:type="gramStart"/>
       <w:r>
         <w:rPr>
           <w:sz w:val="32"/>
@@ -2780,7 +2744,6 @@
         <w:t>wo</w:t>
       </w:r>
       <w:proofErr w:type="spellEnd"/>
-      <w:proofErr w:type="gramEnd"/>
       <w:r>
         <w:rPr>
           <w:sz w:val="32"/>
